--- a/downloads/documents/04 Units/Unit 01 - Nutrition and Wellness - Kitchen Skills and Smart Eating/Lesson 01.18 - Project Launch Feed a Family of Four on 40 Dollars.docx
+++ b/downloads/documents/04 Units/Unit 01 - Nutrition and Wellness - Kitchen Skills and Smart Eating/Lesson 01.18 - Project Launch Feed a Family of Four on 40 Dollars.docx
@@ -392,7 +392,7 @@
         <w:t xml:space="preserve"> </w:t>
       </w:r>
       <w:r>
-        <w:t xml:space="preserve">Tier 3 (FACS): budget cap, running total, serving, unit price, MyPlate check, station dish. See the unit vocabulary list for Turkish, Portuguese, and Spanish.</w:t>
+        <w:t xml:space="preserve">Tier 3 (FACS): budget cap, running total, serving, unit price, MyPlate check, station dish. See the unit vocabulary list for the Spanish column.</w:t>
       </w:r>
     </w:p>
     <w:p>
@@ -1501,7 +1501,7 @@
         <w:pStyle w:val="Compact"/>
       </w:pPr>
       <w:r>
-        <w:t xml:space="preserve">ELL: the role cards have an icon and a one-sentence job; the family cards use short sentences with rules in bold; the plan sheet has the pricing table pre-labeled with a worked row; sentence starters in Turkish, Portuguese, and Spanish on the project sheet (</w:t>
+        <w:t xml:space="preserve">ELL: the role cards have an icon and a one-sentence job; the family cards use short sentences with rules in bold; the plan sheet has the pricing table pre-labeled with a worked row; sentence starters in Spanish on the project sheet (</w:t>
       </w:r>
       <w:r>
         <w:t xml:space="preserve">“</w:t>

--- a/downloads/documents/04 Units/Unit 01 - Nutrition and Wellness - Kitchen Skills and Smart Eating/Lesson 01.18 - Project Launch Feed a Family of Four on 40 Dollars.docx
+++ b/downloads/documents/04 Units/Unit 01 - Nutrition and Wellness - Kitchen Skills and Smart Eating/Lesson 01.18 - Project Launch Feed a Family of Four on 40 Dollars.docx
@@ -236,7 +236,7 @@
         <w:pStyle w:val="FirstParagraph"/>
       </w:pPr>
       <w:r>
-        <w:t xml:space="preserve">(Note on PSI: the task asked for a PSI 1. Problem Solving line on defining the problem or evaluating solutions. PSI 1 has no such line; its lines a) to d) are definitions and e) is practice. The</w:t>
+        <w:t xml:space="preserve">(Note on PSI: the unit plan called for a PSI 1. Problem Solving line on defining the problem or evaluating solutions. PSI 1 has no such line; its lines a) to d) are definitions and e) is practice. The</w:t>
       </w:r>
       <w:r>
         <w:t xml:space="preserve"> </w:t>
@@ -2002,7 +2002,7 @@
         <w:pStyle w:val="Compact"/>
       </w:pPr>
       <w:r>
-        <w:t xml:space="preserve">My own materials: the Feed a Family of Four on $40 run of show: the $12 vs $38 hook, the $40 cap, team planning with flyers, and my own improvement note to add checkpoints during planning so no team reaches the pitch with a broken budget. The King Kullen menu options and constraints.</w:t>
+        <w:t xml:space="preserve">My own materials: the Feed a Family of Four on $40 run of show: the $12 vs $38 hook, the $40 cap, team planning with flyers, and my own improvement note to add checkpoints during planning so no team reaches the pitch with a broken budget. The supermarket menu options and constraints.</w:t>
       </w:r>
     </w:p>
     <w:p>

--- a/downloads/documents/04 Units/Unit 01 - Nutrition and Wellness - Kitchen Skills and Smart Eating/Lesson 01.18 - Project Launch Feed a Family of Four on 40 Dollars.docx
+++ b/downloads/documents/04 Units/Unit 01 - Nutrition and Wellness - Kitchen Skills and Smart Eating/Lesson 01.18 - Project Launch Feed a Family of Four on 40 Dollars.docx
@@ -635,7 +635,7 @@
         <w:pStyle w:val="BodyText"/>
       </w:pPr>
       <w:r>
-        <w:t xml:space="preserve">Debrief: hands for $12, hands for $38. Then the hook: show the two dinners. Dinner A, $38.47: a name-brand frozen lasagna, a bagged salad kit, a bakery garlic bread, a two-liter soda, and a name-brand ice cream. Dinner B, $12.16: store-brand pasta, a jar of sauce, frozen mixed vegetables, store-brand shredded parmesan, and a loaf of Italian bread. Ask the class to check both against MyPlate. Dinner B has grain, vegetable, dairy, and could add a protein for $2. Dinner A has more money in it and no fruit. The point: the price and the plate are two different questions.</w:t>
+        <w:t xml:space="preserve">Debrief: hands for $12, hands for $38. Then the hook: show the two dinners. Dinner A, $38.47: a name-brand frozen lasagna ($16.99), a bagged salad kit ($5.49), a bakery garlic bread ($4.99), a two-liter soda ($2.99 plus $0.26 sales tax), and a name-brand ice cream ($7.75). Dinner B, $12.16: store-brand pasta ($1.29), a jar of sauce ($2.29), frozen mixed vegetables ($1.79), store-brand shredded parmesan ($3.79), and a loaf of Italian bread ($3.00). The prices are on the slides and add to the penny; refresh them from the current circular before teaching. Ask the class to check both against MyPlate. Dinner B has grain, vegetable, dairy, and could add a protein for $2. Dinner A has more money in it and no fruit. The point: the price and the plate are two different questions.</w:t>
       </w:r>
       <w:r>
         <w:t xml:space="preserve"> </w:t>
